--- a/ontology/doc/HMIS Ontology Documentation.docx
+++ b/ontology/doc/HMIS Ontology Documentation.docx
@@ -4790,28 +4790,6 @@
 </file>
 
 <file path=customXml/item1.xml><?xml version="1.0" encoding="utf-8"?>
-<?mso-contentType ?>
-<FormTemplates xmlns="http://schemas.microsoft.com/sharepoint/v3/contenttype/forms">
-  <Display>DocumentLibraryForm</Display>
-  <Edit>DocumentLibraryForm</Edit>
-  <New>DocumentLibraryForm</New>
-</FormTemplates>
-</file>
-
-<file path=customXml/item2.xml><?xml version="1.0" encoding="utf-8"?>
-<p:properties xmlns:p="http://schemas.microsoft.com/office/2006/metadata/properties" xmlns:xsi="http://www.w3.org/2001/XMLSchema-instance" xmlns:pc="http://schemas.microsoft.com/office/infopath/2007/PartnerControls">
-  <documentManagement>
-    <_ip_UnifiedCompliancePolicyUIAction xmlns="http://schemas.microsoft.com/sharepoint/v3" xsi:nil="true"/>
-    <lcf76f155ced4ddcb4097134ff3c332f xmlns="72ccbf35-dcc7-4590-9537-6d71d0e4df17">
-      <Terms xmlns="http://schemas.microsoft.com/office/infopath/2007/PartnerControls"/>
-    </lcf76f155ced4ddcb4097134ff3c332f>
-    <_ip_UnifiedCompliancePolicyProperties xmlns="http://schemas.microsoft.com/sharepoint/v3" xsi:nil="true"/>
-    <TaxCatchAll xmlns="b5134ab8-3d65-4fc5-b690-e8cc6b15e593" xsi:nil="true"/>
-  </documentManagement>
-</p:properties>
-</file>
-
-<file path=customXml/item3.xml><?xml version="1.0" encoding="utf-8"?>
 <ct:contentTypeSchema xmlns:ct="http://schemas.microsoft.com/office/2006/metadata/contentType" xmlns:ma="http://schemas.microsoft.com/office/2006/metadata/properties/metaAttributes" ct:_="" ma:_="" ma:contentTypeName="Document" ma:contentTypeID="0x010100D74FF526F6E9D64093B84A5D6336AF1C" ma:contentTypeVersion="16" ma:contentTypeDescription="Create a new document." ma:contentTypeScope="" ma:versionID="ec2a59bca33862e92780000e5cc9d237">
   <xsd:schema xmlns:xsd="http://www.w3.org/2001/XMLSchema" xmlns:xs="http://www.w3.org/2001/XMLSchema" xmlns:p="http://schemas.microsoft.com/office/2006/metadata/properties" xmlns:ns1="http://schemas.microsoft.com/sharepoint/v3" xmlns:ns2="72ccbf35-dcc7-4590-9537-6d71d0e4df17" xmlns:ns3="b5134ab8-3d65-4fc5-b690-e8cc6b15e593" targetNamespace="http://schemas.microsoft.com/office/2006/metadata/properties" ma:root="true" ma:fieldsID="eee68804191b6b7c7ec93e807b7ee44e" ns1:_="" ns2:_="" ns3:_="">
     <xsd:import namespace="http://schemas.microsoft.com/sharepoint/v3"/>
@@ -5057,10 +5035,44 @@
 </ct:contentTypeSchema>
 </file>
 
+<file path=customXml/item2.xml><?xml version="1.0" encoding="utf-8"?>
+<p:properties xmlns:p="http://schemas.microsoft.com/office/2006/metadata/properties" xmlns:xsi="http://www.w3.org/2001/XMLSchema-instance" xmlns:pc="http://schemas.microsoft.com/office/infopath/2007/PartnerControls">
+  <documentManagement>
+    <_ip_UnifiedCompliancePolicyUIAction xmlns="http://schemas.microsoft.com/sharepoint/v3" xsi:nil="true"/>
+    <lcf76f155ced4ddcb4097134ff3c332f xmlns="72ccbf35-dcc7-4590-9537-6d71d0e4df17">
+      <Terms xmlns="http://schemas.microsoft.com/office/infopath/2007/PartnerControls"/>
+    </lcf76f155ced4ddcb4097134ff3c332f>
+    <_ip_UnifiedCompliancePolicyProperties xmlns="http://schemas.microsoft.com/sharepoint/v3" xsi:nil="true"/>
+    <TaxCatchAll xmlns="b5134ab8-3d65-4fc5-b690-e8cc6b15e593" xsi:nil="true"/>
+  </documentManagement>
+</p:properties>
+</file>
+
+<file path=customXml/item3.xml><?xml version="1.0" encoding="utf-8"?>
+<?mso-contentType ?>
+<FormTemplates xmlns="http://schemas.microsoft.com/sharepoint/v3/contenttype/forms">
+  <Display>DocumentLibraryForm</Display>
+  <Edit>DocumentLibraryForm</Edit>
+  <New>DocumentLibraryForm</New>
+</FormTemplates>
+</file>
+
 <file path=customXml/itemProps1.xml><?xml version="1.0" encoding="utf-8"?>
-<ds:datastoreItem xmlns:ds="http://schemas.openxmlformats.org/officeDocument/2006/customXml" ds:itemID="{D1EE08AD-28A1-4263-83FE-60D78B172D1D}">
+<ds:datastoreItem xmlns:ds="http://schemas.openxmlformats.org/officeDocument/2006/customXml" ds:itemID="{2C55A834-A866-44B8-BCCB-F67F7876D89C}">
   <ds:schemaRefs>
-    <ds:schemaRef ds:uri="http://schemas.microsoft.com/sharepoint/v3/contenttype/forms"/>
+    <ds:schemaRef ds:uri="http://schemas.microsoft.com/office/2006/metadata/contentType"/>
+    <ds:schemaRef ds:uri="http://schemas.microsoft.com/office/2006/metadata/properties/metaAttributes"/>
+    <ds:schemaRef ds:uri="http://www.w3.org/2001/XMLSchema"/>
+    <ds:schemaRef ds:uri="http://schemas.microsoft.com/office/2006/metadata/properties"/>
+    <ds:schemaRef ds:uri="http://schemas.microsoft.com/sharepoint/v3"/>
+    <ds:schemaRef ds:uri="72ccbf35-dcc7-4590-9537-6d71d0e4df17"/>
+    <ds:schemaRef ds:uri="b5134ab8-3d65-4fc5-b690-e8cc6b15e593"/>
+    <ds:schemaRef ds:uri="http://schemas.microsoft.com/office/2006/documentManagement/types"/>
+    <ds:schemaRef ds:uri="http://schemas.microsoft.com/office/infopath/2007/PartnerControls"/>
+    <ds:schemaRef ds:uri="http://schemas.openxmlformats.org/package/2006/metadata/core-properties"/>
+    <ds:schemaRef ds:uri="http://purl.org/dc/elements/1.1/"/>
+    <ds:schemaRef ds:uri="http://purl.org/dc/terms/"/>
+    <ds:schemaRef ds:uri="http://schemas.microsoft.com/internal/obd"/>
   </ds:schemaRefs>
 </ds:datastoreItem>
 </file>
@@ -5078,21 +5090,9 @@
 </file>
 
 <file path=customXml/itemProps3.xml><?xml version="1.0" encoding="utf-8"?>
-<ds:datastoreItem xmlns:ds="http://schemas.openxmlformats.org/officeDocument/2006/customXml" ds:itemID="{2C55A834-A866-44B8-BCCB-F67F7876D89C}">
+<ds:datastoreItem xmlns:ds="http://schemas.openxmlformats.org/officeDocument/2006/customXml" ds:itemID="{D1EE08AD-28A1-4263-83FE-60D78B172D1D}">
   <ds:schemaRefs>
-    <ds:schemaRef ds:uri="http://schemas.microsoft.com/office/2006/metadata/contentType"/>
-    <ds:schemaRef ds:uri="http://schemas.microsoft.com/office/2006/metadata/properties/metaAttributes"/>
-    <ds:schemaRef ds:uri="http://www.w3.org/2001/XMLSchema"/>
-    <ds:schemaRef ds:uri="http://schemas.microsoft.com/office/2006/metadata/properties"/>
-    <ds:schemaRef ds:uri="http://schemas.microsoft.com/sharepoint/v3"/>
-    <ds:schemaRef ds:uri="72ccbf35-dcc7-4590-9537-6d71d0e4df17"/>
-    <ds:schemaRef ds:uri="b5134ab8-3d65-4fc5-b690-e8cc6b15e593"/>
-    <ds:schemaRef ds:uri="http://schemas.microsoft.com/office/2006/documentManagement/types"/>
-    <ds:schemaRef ds:uri="http://schemas.microsoft.com/office/infopath/2007/PartnerControls"/>
-    <ds:schemaRef ds:uri="http://schemas.openxmlformats.org/package/2006/metadata/core-properties"/>
-    <ds:schemaRef ds:uri="http://purl.org/dc/elements/1.1/"/>
-    <ds:schemaRef ds:uri="http://purl.org/dc/terms/"/>
-    <ds:schemaRef ds:uri="http://schemas.microsoft.com/internal/obd"/>
+    <ds:schemaRef ds:uri="http://schemas.microsoft.com/sharepoint/v3/contenttype/forms"/>
   </ds:schemaRefs>
 </ds:datastoreItem>
 </file>